--- a/Digital_FIR_Template_04_Proposal_Plan.docx
+++ b/Digital_FIR_Template_04_Proposal_Plan.docx
@@ -2055,7 +2055,6 @@
                 <w:szCs w:val="20"/>
               </w:rPr>
             </w:pPr>
-            <w:bookmarkStart w:id="0" w:name="_GoBack" w:colFirst="0" w:colLast="3"/>
             <w:r>
               <w:rPr>
                 <w:sz w:val="20"/>
@@ -2234,7 +2233,6 @@
           </w:p>
         </w:tc>
       </w:tr>
-      <w:bookmarkEnd w:id="0"/>
     </w:tbl>
     <w:p>
       <w:pPr>
@@ -2522,30 +2520,9 @@
       <w:pPr>
         <w:pStyle w:val="BodyText2"/>
         <w:spacing w:line="276" w:lineRule="auto"/>
-        <w:jc w:val="left"/>
-      </w:pPr>
-      <w:r>
-        <w:t>We also found a real-world example in Firozabad, India, where the police launched a blockchain-based complaint system in 2022 using the Polygon network. The system allowed citizens to submit complaints, track their status, see the assigned officer</w:t>
-      </w:r>
-      <w:r>
-        <w:t xml:space="preserve"> and</w:t>
-      </w:r>
-      <w:r>
-        <w:t xml:space="preserve"> receive updates. Other research projects, such as </w:t>
-      </w:r>
-      <w:proofErr w:type="spellStart"/>
-      <w:r>
-        <w:t>BlockFIR</w:t>
-      </w:r>
-      <w:proofErr w:type="spellEnd"/>
-      <w:r>
-        <w:t xml:space="preserve">, have also explored the use of blockchain for FIR and complaint management. These examples show that blockchain-based police complaint and FIR systems are not only theoretical research ideas, </w:t>
-      </w:r>
-      <w:r>
-        <w:t>as at least one, the Firozabad system, has been tested in a real police pilot</w:t>
-      </w:r>
-      <w:r>
-        <w:t>.</w:t>
+      </w:pPr>
+      <w:r>
+        <w:t>We also found a real-world example in Firozabad, India, where the police launched a blockchain-based complaint system in 2022 in collaboration with Polygon. The system allowed citizens to submit complaints, track their status, view the assigned officer and receive updates. This is particularly relevant to our project because it demonstrates that blockchain has been applied in an actual police complaint-management context rather than only being proposed as a research concept. However, the Firozabad system focused primarily on complaint management, whereas our proposed system focuses on the broader FIR lifecycle, investigation workflow, role-based access, post-verification SHA-256 integrity checking and a permissioned Hyperledger Fabric audit layer.</w:t>
       </w:r>
     </w:p>
     <w:p>
@@ -2600,12 +2577,23 @@
           <w:lang w:eastAsia="en-US"/>
         </w:rPr>
       </w:pPr>
+      <w:bookmarkStart w:id="0" w:name="_GoBack"/>
+      <w:bookmarkEnd w:id="0"/>
       <w:r>
         <w:rPr>
           <w:rFonts w:ascii="Times New Roman" w:hAnsi="Times New Roman" w:cs="Times New Roman"/>
           <w:b/>
           <w:lang w:eastAsia="en-US"/>
         </w:rPr>
+        <w:br w:type="page"/>
+      </w:r>
+      <w:r>
+        <w:rPr>
+          <w:rFonts w:ascii="Times New Roman" w:hAnsi="Times New Roman" w:cs="Times New Roman"/>
+          <w:b/>
+          <w:lang w:eastAsia="en-US"/>
+        </w:rPr>
+        <w:lastRenderedPageBreak/>
         <w:t>Market Survey:</w:t>
       </w:r>
     </w:p>
@@ -3008,7 +2996,6 @@
               <w:rPr>
                 <w:lang w:eastAsia="en-US"/>
               </w:rPr>
-              <w:lastRenderedPageBreak/>
               <w:t>Punjab Police PSRMS</w:t>
             </w:r>
           </w:p>
@@ -3642,6 +3629,200 @@
       </w:tr>
       <w:tr>
         <w:trPr>
+          <w:trHeight w:val="1389"/>
+          <w:tblCellSpacing w:w="15" w:type="dxa"/>
+        </w:trPr>
+        <w:tc>
+          <w:tcPr>
+            <w:tcW w:w="1650" w:type="dxa"/>
+            <w:vAlign w:val="center"/>
+          </w:tcPr>
+          <w:p>
+            <w:pPr>
+              <w:pStyle w:val="BodyText2"/>
+              <w:jc w:val="left"/>
+              <w:rPr>
+                <w:lang w:eastAsia="en-US"/>
+              </w:rPr>
+            </w:pPr>
+            <w:r>
+              <w:rPr>
+                <w:bCs/>
+                <w:lang w:eastAsia="en-US"/>
+              </w:rPr>
+              <w:t>Firozabad Police Blockchain Complaint System</w:t>
+            </w:r>
+          </w:p>
+        </w:tc>
+        <w:tc>
+          <w:tcPr>
+            <w:tcW w:w="1424" w:type="dxa"/>
+            <w:vAlign w:val="center"/>
+          </w:tcPr>
+          <w:p>
+            <w:pPr>
+              <w:pStyle w:val="BodyText2"/>
+              <w:jc w:val="center"/>
+              <w:rPr>
+                <w:lang w:eastAsia="en-US"/>
+              </w:rPr>
+            </w:pPr>
+            <w:r>
+              <w:rPr>
+                <w:lang w:eastAsia="en-US"/>
+              </w:rPr>
+              <w:t>I</w:t>
+            </w:r>
+            <w:r>
+              <w:rPr>
+                <w:lang w:eastAsia="en-US"/>
+              </w:rPr>
+              <w:t>ndia / Firozabad</w:t>
+            </w:r>
+          </w:p>
+        </w:tc>
+        <w:tc>
+          <w:tcPr>
+            <w:tcW w:w="1184" w:type="dxa"/>
+            <w:vAlign w:val="center"/>
+          </w:tcPr>
+          <w:p>
+            <w:pPr>
+              <w:pStyle w:val="BodyText2"/>
+              <w:jc w:val="center"/>
+              <w:rPr>
+                <w:rFonts w:ascii="Segoe UI Symbol" w:hAnsi="Segoe UI Symbol" w:cs="Segoe UI Symbol"/>
+                <w:lang w:eastAsia="en-US"/>
+              </w:rPr>
+            </w:pPr>
+            <w:r>
+              <w:rPr>
+                <w:rFonts w:ascii="Segoe UI Symbol" w:hAnsi="Segoe UI Symbol" w:cs="Segoe UI Symbol"/>
+                <w:lang w:eastAsia="en-US"/>
+              </w:rPr>
+              <w:t>✓</w:t>
+            </w:r>
+          </w:p>
+        </w:tc>
+        <w:tc>
+          <w:tcPr>
+            <w:tcW w:w="1317" w:type="dxa"/>
+            <w:vAlign w:val="center"/>
+          </w:tcPr>
+          <w:p>
+            <w:pPr>
+              <w:pStyle w:val="BodyText2"/>
+              <w:jc w:val="center"/>
+              <w:rPr>
+                <w:rFonts w:ascii="Segoe UI Symbol" w:hAnsi="Segoe UI Symbol" w:cs="Segoe UI Symbol"/>
+                <w:lang w:eastAsia="en-US"/>
+              </w:rPr>
+            </w:pPr>
+            <w:r>
+              <w:rPr>
+                <w:rFonts w:ascii="Segoe UI Symbol" w:hAnsi="Segoe UI Symbol" w:cs="Segoe UI Symbol"/>
+                <w:lang w:eastAsia="en-US"/>
+              </w:rPr>
+              <w:t>R</w:t>
+            </w:r>
+            <w:r>
+              <w:rPr>
+                <w:lang w:eastAsia="en-US"/>
+              </w:rPr>
+              <w:t>elated</w:t>
+            </w:r>
+          </w:p>
+        </w:tc>
+        <w:tc>
+          <w:tcPr>
+            <w:tcW w:w="1037" w:type="dxa"/>
+            <w:vAlign w:val="center"/>
+          </w:tcPr>
+          <w:p>
+            <w:pPr>
+              <w:pStyle w:val="BodyText2"/>
+              <w:jc w:val="center"/>
+              <w:rPr>
+                <w:rFonts w:ascii="Segoe UI Symbol" w:hAnsi="Segoe UI Symbol" w:cs="Segoe UI Symbol"/>
+                <w:lang w:eastAsia="en-US"/>
+              </w:rPr>
+            </w:pPr>
+            <w:r>
+              <w:rPr>
+                <w:rFonts w:ascii="Segoe UI Symbol" w:hAnsi="Segoe UI Symbol" w:cs="Segoe UI Symbol"/>
+                <w:lang w:eastAsia="en-US"/>
+              </w:rPr>
+              <w:t>✓</w:t>
+            </w:r>
+          </w:p>
+        </w:tc>
+        <w:tc>
+          <w:tcPr>
+            <w:tcW w:w="1263" w:type="dxa"/>
+            <w:vAlign w:val="center"/>
+          </w:tcPr>
+          <w:p>
+            <w:pPr>
+              <w:pStyle w:val="BodyText2"/>
+              <w:jc w:val="center"/>
+              <w:rPr>
+                <w:lang w:eastAsia="en-US"/>
+              </w:rPr>
+            </w:pPr>
+            <w:r>
+              <w:rPr>
+                <w:lang w:eastAsia="en-US"/>
+              </w:rPr>
+              <w:t>Not fully documented publicly</w:t>
+            </w:r>
+          </w:p>
+        </w:tc>
+        <w:tc>
+          <w:tcPr>
+            <w:tcW w:w="1383" w:type="dxa"/>
+            <w:vAlign w:val="center"/>
+          </w:tcPr>
+          <w:p>
+            <w:pPr>
+              <w:pStyle w:val="BodyText2"/>
+              <w:jc w:val="center"/>
+              <w:rPr>
+                <w:lang w:eastAsia="en-US"/>
+              </w:rPr>
+            </w:pPr>
+            <w:r>
+              <w:rPr>
+                <w:rFonts w:ascii="Segoe UI Symbol" w:hAnsi="Segoe UI Symbol" w:cs="Segoe UI Symbol"/>
+                <w:lang w:eastAsia="en-US"/>
+              </w:rPr>
+              <w:t>✓</w:t>
+            </w:r>
+            <w:r>
+              <w:rPr>
+                <w:lang w:eastAsia="en-US"/>
+              </w:rPr>
+              <w:t xml:space="preserve"> </w:t>
+            </w:r>
+          </w:p>
+          <w:p>
+            <w:pPr>
+              <w:pStyle w:val="BodyText2"/>
+              <w:jc w:val="center"/>
+              <w:rPr>
+                <w:lang w:eastAsia="en-US"/>
+              </w:rPr>
+            </w:pPr>
+            <w:r>
+              <w:rPr>
+                <w:lang w:eastAsia="en-US"/>
+              </w:rPr>
+              <w:t>Polygon</w:t>
+            </w:r>
+          </w:p>
+        </w:tc>
+      </w:tr>
+      <w:tr>
+        <w:trPr>
           <w:trHeight w:val="1531"/>
           <w:tblCellSpacing w:w="15" w:type="dxa"/>
         </w:trPr>
@@ -3665,6 +3846,7 @@
                 <w:b/>
                 <w:lang w:eastAsia="en-US"/>
               </w:rPr>
+              <w:lastRenderedPageBreak/>
               <w:t>Proposed Digital FIR</w:t>
             </w:r>
           </w:p>
@@ -4011,14 +4193,7 @@
         <w:rPr>
           <w:lang w:eastAsia="en-US"/>
         </w:rPr>
-        <w:t xml:space="preserve"> et al., 2021) keeps case files off-chain in IPFS and stores only the hashes on the </w:t>
-      </w:r>
-      <w:r>
-        <w:rPr>
-          <w:lang w:eastAsia="en-US"/>
-        </w:rPr>
-        <w:lastRenderedPageBreak/>
-        <w:t>blockchain. So blockchain-based</w:t>
+        <w:t xml:space="preserve"> et al., 2021) keeps case files off-chain in IPFS and stores only the hashes on the blockchain. So blockchain-based</w:t>
       </w:r>
       <w:r>
         <w:rPr>
@@ -4265,6 +4440,7 @@
           <w:b/>
           <w:lang w:val="en"/>
         </w:rPr>
+        <w:lastRenderedPageBreak/>
         <w:t>Problem Statement:</w:t>
       </w:r>
     </w:p>
@@ -4390,7 +4566,6 @@
         <w:rPr>
           <w:lang w:eastAsia="en-US"/>
         </w:rPr>
-        <w:lastRenderedPageBreak/>
         <w:t xml:space="preserve">The system will use a hybrid architecture. The normal application data will be stored </w:t>
       </w:r>
       <w:r>
@@ -4622,6 +4797,7 @@
         <w:rPr>
           <w:lang w:eastAsia="en-US"/>
         </w:rPr>
+        <w:lastRenderedPageBreak/>
         <w:t xml:space="preserve">Step 1 </w:t>
       </w:r>
       <w:r>
@@ -4957,7 +5133,6 @@
         <w:rPr>
           <w:lang w:eastAsia="en-US"/>
         </w:rPr>
-        <w:lastRenderedPageBreak/>
         <w:t xml:space="preserve">Step 7 </w:t>
       </w:r>
       <w:r>
@@ -5218,6 +5393,7 @@
         <w:rPr>
           <w:lang w:eastAsia="en-US"/>
         </w:rPr>
+        <w:lastRenderedPageBreak/>
         <w:t xml:space="preserve">Step 12 </w:t>
       </w:r>
       <w:r>
@@ -5346,7 +5522,6 @@
         <w:rPr>
           <w:sz w:val="28"/>
         </w:rPr>
-        <w:lastRenderedPageBreak/>
         <w:t>Architecture</w:t>
       </w:r>
       <w:r>
@@ -5408,6 +5583,7 @@
         <w:jc w:val="left"/>
       </w:pPr>
       <w:r>
+        <w:lastRenderedPageBreak/>
         <w:t>The main functional requirements of the proposed Digital FIR system are:</w:t>
       </w:r>
     </w:p>
@@ -5482,11 +5658,7 @@
       <w:proofErr w:type="gramEnd"/>
       <w:r>
         <w:br/>
-        <w:t xml:space="preserve">The system shall provide different permissions according to the user's role, such </w:t>
-      </w:r>
-      <w:r>
-        <w:lastRenderedPageBreak/>
-        <w:t>as Citizen, Police Officer, Investigating Officer, Supervisory Officer, Audit/Review Officer and Administrator.</w:t>
+        <w:t>The system shall provide different permissions according to the user's role, such as Citizen, Police Officer, Investigating Officer, Supervisory Officer, Audit/Review Officer and Administrator.</w:t>
       </w:r>
     </w:p>
     <w:p>
@@ -5999,6 +6171,7 @@
           <w:rStyle w:val="Strong"/>
           <w:bCs w:val="0"/>
         </w:rPr>
+        <w:lastRenderedPageBreak/>
         <w:t xml:space="preserve">FR-14 </w:t>
       </w:r>
       <w:r>
@@ -6044,7 +6217,6 @@
           <w:rStyle w:val="Strong"/>
           <w:bCs w:val="0"/>
         </w:rPr>
-        <w:lastRenderedPageBreak/>
         <w:t xml:space="preserve">FR-15 </w:t>
       </w:r>
       <w:r>
@@ -6514,6 +6686,7 @@
         <w:rPr>
           <w:rStyle w:val="Strong"/>
         </w:rPr>
+        <w:lastRenderedPageBreak/>
         <w:t xml:space="preserve">NFR-08 </w:t>
       </w:r>
       <w:r>
@@ -6555,7 +6728,6 @@
         <w:rPr>
           <w:rStyle w:val="Strong"/>
         </w:rPr>
-        <w:lastRenderedPageBreak/>
         <w:t xml:space="preserve">NFR-09 </w:t>
       </w:r>
       <w:r>
@@ -7092,6 +7264,7 @@
           <w:b/>
           <w:bCs/>
         </w:rPr>
+        <w:lastRenderedPageBreak/>
         <w:t xml:space="preserve">SEC-08 </w:t>
       </w:r>
       <w:r>
@@ -7137,7 +7310,6 @@
           <w:b/>
           <w:bCs/>
         </w:rPr>
-        <w:lastRenderedPageBreak/>
         <w:t xml:space="preserve">SEC-09 </w:t>
       </w:r>
       <w:r>
@@ -7460,7 +7632,11 @@
       </w:r>
       <w:proofErr w:type="gramEnd"/>
       <w:r>
-        <w:t xml:space="preserve"> in Progress, Pending Review, Closed or Rejected. Users will only be allowed to perform status changes according to their role and permissions.</w:t>
+        <w:t xml:space="preserve"> in Progress, </w:t>
+      </w:r>
+      <w:r>
+        <w:lastRenderedPageBreak/>
+        <w:t>Pending Review, Closed or Rejected. Users will only be allowed to perform status changes according to their role and permissions.</w:t>
       </w:r>
     </w:p>
     <w:p/>
@@ -7470,7 +7646,6 @@
         <w:rPr>
           <w:rStyle w:val="Strong"/>
         </w:rPr>
-        <w:lastRenderedPageBreak/>
         <w:t>Module 3 - Investigation and Officer Assignment</w:t>
       </w:r>
       <w:r>
@@ -13467,7 +13642,7 @@
 <w:numbering xmlns:wpc="http://schemas.microsoft.com/office/word/2010/wordprocessingCanvas" xmlns:mc="http://schemas.openxmlformats.org/markup-compatibility/2006" xmlns:o="urn:schemas-microsoft-com:office:office" xmlns:r="http://schemas.openxmlformats.org/officeDocument/2006/relationships" xmlns:m="http://schemas.openxmlformats.org/officeDocument/2006/math" xmlns:v="urn:schemas-microsoft-com:vml" xmlns:wp14="http://schemas.microsoft.com/office/word/2010/wordprocessingDrawing" xmlns:wp="http://schemas.openxmlformats.org/drawingml/2006/wordprocessingDrawing" xmlns:w10="urn:schemas-microsoft-com:office:word" xmlns:w="http://schemas.openxmlformats.org/wordprocessingml/2006/main" xmlns:w14="http://schemas.microsoft.com/office/word/2010/wordml" xmlns:w15="http://schemas.microsoft.com/office/word/2012/wordml" xmlns:wpg="http://schemas.microsoft.com/office/word/2010/wordprocessingGroup" xmlns:wpi="http://schemas.microsoft.com/office/word/2010/wordprocessingInk" xmlns:wne="http://schemas.microsoft.com/office/word/2006/wordml" xmlns:wps="http://schemas.microsoft.com/office/word/2010/wordprocessingShape" mc:Ignorable="w14 w15 wp14">
   <w:numPicBullet w:numPicBulletId="0">
     <w:pict>
-      <v:shape id="_x0000_i1448" style="width:9pt;height:9pt" coordsize="" o:spt="100" o:bullet="t" adj="0,,0" path="" stroked="f">
+      <v:shape id="_x0000_i1056" style="width:9pt;height:9pt" coordsize="" o:spt="100" o:bullet="t" adj="0,,0" path="" stroked="f">
         <v:stroke joinstyle="miter"/>
         <v:imagedata r:id="rId1" o:title=""/>
         <v:formulas/>
@@ -16331,7 +16506,6 @@
   <w:style w:type="character" w:default="1" w:styleId="DefaultParagraphFont">
     <w:name w:val="Default Paragraph Font"/>
     <w:uiPriority w:val="1"/>
-    <w:semiHidden/>
     <w:unhideWhenUsed/>
   </w:style>
   <w:style w:type="table" w:default="1" w:styleId="TableNormal">
@@ -17450,7 +17624,7 @@
 </file>
 
 <file path=customXml/itemProps1.xml><?xml version="1.0" encoding="utf-8"?>
-<ds:datastoreItem xmlns:ds="http://schemas.openxmlformats.org/officeDocument/2006/customXml" ds:itemID="{C890F8DE-638E-4100-8F74-4E60C545CF8A}">
+<ds:datastoreItem xmlns:ds="http://schemas.openxmlformats.org/officeDocument/2006/customXml" ds:itemID="{2D12E8C3-CF86-4F8E-919D-141D3474CFFD}">
   <ds:schemaRefs>
     <ds:schemaRef ds:uri="http://schemas.openxmlformats.org/officeDocument/2006/bibliography"/>
   </ds:schemaRefs>
